--- a/Мавзу2/010.docx
+++ b/Мавзу2/010.docx
@@ -69,7 +69,7 @@
           <w:b w:val="0"/>
           <w:sz w:val="28"/>
         </w:rPr>
-        <w:t>Bakteriyalarning ko'pchiligi neytral pH da yaxshi o'sadi (neytrofillar). Ayrimlari kislotali (atsidofillar), ayrimlari ishqoriy (alkalofillar) muhitni afzal ko'radi. Tashqi muhit pH i o'zgarganda ham bakteriya hujayra ichidagi (sitoplazmatik) pH ni ma'lum chegarada ushlab turadi; bu hodisa pH gomeostazi deyiladi [2], [3]. Shunga qaramay, hujayra uchun maqbul tashqi pH oralig'i chegaralangan. Masalan, tibbiy ahamiyatli bakteriyalarning aksariyati 7,2–7,6 atrofida yaxshi ko'payadi, vabo vibrioni esa ishqoriy sharoitga chidamli, shuning uchun ishqoriy pepton suvida (pH taxminan 8,4–8,6) boyitiladi [1]. Zamburug'lar kislotaliroq muhitni afzal ko'radi: Saburo agari pH i odatda 5,6 atrofida bo'ladi [4]. Muhit pH i optimaldan uzoq bo'lsa, o'sish sekinlashadi, koloniya morfologiyasi o'zgaradi va biokimyoviy reaksiyalar buziladi. pH antibiotiklar faolligiga ham ta'sir qiladi: ayrim preparatlar kislotali muhitda kuchsizlashadi, boshqalari ishqoriy muhitda, shuning uchun sezuvchanlikni aniqlash uchun mo'ljallangan muhit pH i qat'iy belgilangan oraliqda (odatda neytralga yaqin) bo'lishi lozim.</w:t>
+        <w:t>Bakteriyalarning ko'pchiligi neytral pH da yaxshi o'sadi (neytrofillar). Ayrimlari kislotali (atsidofillar), ayrimlari ishqoriy (alkalofillar) muhitni afzal ko'radi. Tashqi muhit pH i o'zgarganda ham bakteriya hujayra ichidagi (sitoplazmatik) pH ni ma'lum chegarada ushlab turadi; bu hodisa pH gomeostazi deyiladi [2], [3]. Shunga qaramay, hujayra uchun maqbul tashqi pH oralig'i chegaralangan. Masalan, tibbiy ahamiyatli bakteriyalarning aksariyati 7,2–7,6 atrofida yaxshi ko'payadi, vabo vibrioni esa ishqoriy sharoitga chidamli, shuning uchun ishqoriy pepton suvida (pH taxminan 8,4–8,6) boyitiladi [1]. Zamburug'lar kislotaliroq muhitni afzal ko'radi: Saburo agari pH i odatda 5,6 atrofida bo'ladi [4]. O'zbekistonda nashr etilgan darslikda esa vabo vibrioni uchun optimal ishqoriy sharoit (pH 8,5–9,0) va sil qo'zg'atuvchisi uchun kuchsiz kislotali sharoit (pH 6,2–6,8) ko'rsatilgan [6]. Muhit pH i optimaldan uzoq bo'lsa, o'sish sekinlashadi, koloniya morfologiyasi o'zgaradi va biokimyoviy reaksiyalar buziladi. pH antibiotiklar faolligiga ham ta'sir qiladi: ayrim preparatlar kislotali muhitda kuchsizlashadi, boshqalari ishqoriy muhitda, shuning uchun sezuvchanlikni aniqlash uchun mo'ljallangan muhit pH i qat'iy belgilangan oraliqda (odatda neytralga yaqin) bo'lishi lozim.</w:t>
       </w:r>
     </w:p>
     <w:p>
@@ -564,6 +564,20 @@
         <w:t>[5] ISO 11133:2014. Microbiology of food, animal feed and water — Preparation, production, storage and performance testing of culture media. Geneva: International Organization for Standardization; 2014. https://www.iso.org/standard/53610.html</w:t>
       </w:r>
     </w:p>
+    <w:p>
+      <w:pPr>
+        <w:spacing w:line="276" w:lineRule="auto"/>
+        <w:jc w:val="left"/>
+      </w:pPr>
+      <w:r>
+        <w:rPr>
+          <w:rFonts w:ascii="Times New Roman" w:hAnsi="Times New Roman" w:eastAsia="Times New Roman"/>
+          <w:b w:val="0"/>
+          <w:sz w:val="24"/>
+        </w:rPr>
+        <w:t>[6] G'anixo'jayeva A, Nazarova H. Mikrobiologiya: tibbiyot kollejlari va bilim yurtlari o'quvchilari uchun darslik. Toshkent: Abu Ali ibn Sino nomidagi tibbiyot nashriyoti; 2002 (kirill yozuvida). Xayrullo Komilov kutubxonasi, id 2323: https://xayrullokomilov.uz/kutubxona/2323</w:t>
+      </w:r>
+    </w:p>
     <w:sectPr>
       <w:pgSz w:w="12240" w:h="15840"/>
       <w:pgMar w:top="1134" w:right="850" w:bottom="1134" w:left="1701" w:header="720" w:footer="720" w:gutter="0"/>
